--- a/docs/proposal/CONTINUUM AI ANALYTICS.docx
+++ b/docs/proposal/CONTINUUM AI ANALYTICS.docx
@@ -3,147 +3,63 @@
 <w:document xmlns:wpc="http://schemas.microsoft.com/office/word/2010/wordprocessingCanvas" xmlns:cx="http://schemas.microsoft.com/office/drawing/2014/chartex" xmlns:cx1="http://schemas.microsoft.com/office/drawing/2015/9/8/chartex" xmlns:cx2="http://schemas.microsoft.com/office/drawing/2015/10/21/chartex" xmlns:cx3="http://schemas.microsoft.com/office/drawing/2016/5/9/chartex" xmlns:cx4="http://schemas.microsoft.com/office/drawing/2016/5/10/chartex" xmlns:cx5="http://schemas.microsoft.com/office/drawing/2016/5/11/chartex" xmlns:cx6="http://schemas.microsoft.com/office/drawing/2016/5/12/chartex" xmlns:cx7="http://schemas.microsoft.com/office/drawing/2016/5/13/chartex" xmlns:cx8="http://schemas.microsoft.com/office/drawing/2016/5/14/chartex" xmlns:mc="http://schemas.openxmlformats.org/markup-compatibility/2006" xmlns:aink="http://schemas.microsoft.com/office/drawing/2016/ink" xmlns:am3d="http://schemas.microsoft.com/office/drawing/2017/model3d" xmlns:o="urn:schemas-microsoft-com:office:office" xmlns:oel="http://schemas.microsoft.com/office/2019/extlst" xmlns:r="http://schemas.openxmlformats.org/officeDocument/2006/relationships" xmlns:m="http://schemas.openxmlformats.org/officeDocument/2006/math" xmlns:v="urn:schemas-microsoft-com:vml" xmlns:wp14="http://schemas.microsoft.com/office/word/2010/wordprocessingDrawing" xmlns:wp="http://schemas.openxmlformats.org/drawingml/2006/wordprocessingDrawing" xmlns:w10="urn:schemas-microsoft-com:office:word" xmlns:w="http://schemas.openxmlformats.org/wordprocessingml/2006/main" xmlns:w14="http://schemas.microsoft.com/office/word/2010/wordml" xmlns:w15="http://schemas.microsoft.com/office/word/2012/wordml" xmlns:w16cex="http://schemas.microsoft.com/office/word/2018/wordml/cex" xmlns:w16cid="http://schemas.microsoft.com/office/word/2016/wordml/cid" xmlns:w16="http://schemas.microsoft.com/office/word/2018/wordml" xmlns:w16du="http://schemas.microsoft.com/office/word/2023/wordml/word16du" xmlns:w16sdtdh="http://schemas.microsoft.com/office/word/2020/wordml/sdtdatahash" xmlns:w16sdtfl="http://schemas.microsoft.com/office/word/2024/wordml/sdtformatlock" xmlns:w16se="http://schemas.microsoft.com/office/word/2015/wordml/symex" xmlns:wpg="http://schemas.microsoft.com/office/word/2010/wordprocessingGroup" xmlns:wpi="http://schemas.microsoft.com/office/word/2010/wordprocessingInk" xmlns:wne="http://schemas.microsoft.com/office/word/2006/wordml" xmlns:wps="http://schemas.microsoft.com/office/word/2010/wordprocessingShape" mc:Ignorable="w14 w15 w16se w16cid w16 w16cex w16sdtdh w16sdtfl w16du wp14">
   <w:body>
     <w:p>
-      <w:pPr>
-        <w:rPr>
-          <w:rFonts w:ascii="Times New Roman" w:hAnsi="Times New Roman" w:cs="Times New Roman"/>
-        </w:rPr>
-      </w:pPr>
-      <w:r>
-        <w:rPr>
-          <w:rFonts w:ascii="Times New Roman" w:hAnsi="Times New Roman" w:cs="Times New Roman"/>
-        </w:rPr>
+      <w:r>
         <w:t>CONTINUUM AI ANALYTICS</w:t>
       </w:r>
     </w:p>
     <w:p>
-      <w:pPr>
-        <w:rPr>
-          <w:rFonts w:ascii="Times New Roman" w:hAnsi="Times New Roman" w:cs="Times New Roman"/>
-        </w:rPr>
-      </w:pPr>
-      <w:r>
-        <w:rPr>
-          <w:rFonts w:ascii="Times New Roman" w:hAnsi="Times New Roman" w:cs="Times New Roman"/>
-        </w:rPr>
+      <w:r>
         <w:t>Resumen ejecutivo</w:t>
       </w:r>
     </w:p>
     <w:p>
-      <w:pPr>
-        <w:rPr>
-          <w:rFonts w:ascii="Times New Roman" w:hAnsi="Times New Roman" w:cs="Times New Roman"/>
-        </w:rPr>
-      </w:pPr>
-      <w:r>
-        <w:rPr>
-          <w:rFonts w:ascii="Times New Roman" w:hAnsi="Times New Roman" w:cs="Times New Roman"/>
-        </w:rPr>
+      <w:r>
         <w:t xml:space="preserve">Continuum AI </w:t>
       </w:r>
       <w:proofErr w:type="spellStart"/>
       <w:r>
-        <w:rPr>
-          <w:rFonts w:ascii="Times New Roman" w:hAnsi="Times New Roman" w:cs="Times New Roman"/>
-        </w:rPr>
         <w:t>Analytics</w:t>
       </w:r>
       <w:proofErr w:type="spellEnd"/>
       <w:r>
-        <w:rPr>
-          <w:rFonts w:ascii="Times New Roman" w:hAnsi="Times New Roman" w:cs="Times New Roman"/>
-        </w:rPr>
         <w:t xml:space="preserve"> desarrolla tecnologías para medir, monitorizar y analizar fenómenos de convergencia semántica, homogeneización representacional y concentración de sesgos en sistemas avanzados de inteligencia artificial.</w:t>
       </w:r>
     </w:p>
     <w:p>
-      <w:pPr>
-        <w:rPr>
-          <w:rFonts w:ascii="Times New Roman" w:hAnsi="Times New Roman" w:cs="Times New Roman"/>
-        </w:rPr>
-      </w:pPr>
-      <w:r>
-        <w:rPr>
-          <w:rFonts w:ascii="Times New Roman" w:hAnsi="Times New Roman" w:cs="Times New Roman"/>
-        </w:rPr>
+      <w:r>
         <w:t>Problema</w:t>
       </w:r>
     </w:p>
     <w:p>
-      <w:pPr>
-        <w:rPr>
-          <w:rFonts w:ascii="Times New Roman" w:hAnsi="Times New Roman" w:cs="Times New Roman"/>
-        </w:rPr>
-      </w:pPr>
-      <w:r>
-        <w:rPr>
-          <w:rFonts w:ascii="Times New Roman" w:hAnsi="Times New Roman" w:cs="Times New Roman"/>
-        </w:rPr>
+      <w:r>
         <w:t>Los modelos fundacionales actuales tienden a experimentar procesos de alineamiento, convergencia estadística y homogeneización semántica cuya medición sigue siendo limitada.</w:t>
       </w:r>
     </w:p>
     <w:p>
-      <w:pPr>
-        <w:rPr>
-          <w:rFonts w:ascii="Times New Roman" w:hAnsi="Times New Roman" w:cs="Times New Roman"/>
-        </w:rPr>
-      </w:pPr>
-      <w:r>
-        <w:rPr>
-          <w:rFonts w:ascii="Times New Roman" w:hAnsi="Times New Roman" w:cs="Times New Roman"/>
-        </w:rPr>
+      <w:r>
         <w:t xml:space="preserve">Actualmente existen métricas parciales para evaluar rendimiento, seguridad o </w:t>
       </w:r>
       <w:proofErr w:type="spellStart"/>
       <w:r>
-        <w:rPr>
-          <w:rFonts w:ascii="Times New Roman" w:hAnsi="Times New Roman" w:cs="Times New Roman"/>
-        </w:rPr>
         <w:t>fairness</w:t>
       </w:r>
       <w:proofErr w:type="spellEnd"/>
       <w:r>
-        <w:rPr>
-          <w:rFonts w:ascii="Times New Roman" w:hAnsi="Times New Roman" w:cs="Times New Roman"/>
-        </w:rPr>
         <w:t>, pero existe una oportunidad para desarrollar herramientas especializadas en cuantificar pérdida de diversidad semántica, convergencia de representaciones y fenómenos de colapso estructural.</w:t>
       </w:r>
     </w:p>
     <w:p>
-      <w:pPr>
-        <w:rPr>
-          <w:rFonts w:ascii="Times New Roman" w:hAnsi="Times New Roman" w:cs="Times New Roman"/>
-        </w:rPr>
-      </w:pPr>
-      <w:r>
-        <w:rPr>
-          <w:rFonts w:ascii="Times New Roman" w:hAnsi="Times New Roman" w:cs="Times New Roman"/>
-        </w:rPr>
+      <w:r>
         <w:t>Tecnología</w:t>
       </w:r>
     </w:p>
     <w:p>
-      <w:pPr>
-        <w:rPr>
-          <w:rFonts w:ascii="Times New Roman" w:hAnsi="Times New Roman" w:cs="Times New Roman"/>
-        </w:rPr>
-      </w:pPr>
-      <w:r>
-        <w:rPr>
-          <w:rFonts w:ascii="Times New Roman" w:hAnsi="Times New Roman" w:cs="Times New Roman"/>
-        </w:rPr>
+      <w:r>
         <w:t>La tecnología se basa en un marco matemático de análisis de convergencia semántica sobre espacios representacionales conectados.</w:t>
       </w:r>
     </w:p>
     <w:p>
-      <w:pPr>
-        <w:rPr>
-          <w:rFonts w:ascii="Times New Roman" w:hAnsi="Times New Roman" w:cs="Times New Roman"/>
-        </w:rPr>
-      </w:pPr>
-      <w:r>
-        <w:rPr>
-          <w:rFonts w:ascii="Times New Roman" w:hAnsi="Times New Roman" w:cs="Times New Roman"/>
-        </w:rPr>
+      <w:r>
         <w:t>El sistema pretende evolucionar hacia:</w:t>
       </w:r>
     </w:p>
@@ -153,14 +69,8 @@
           <w:ilvl w:val="0"/>
           <w:numId w:val="1"/>
         </w:numPr>
-        <w:rPr>
-          <w:rFonts w:ascii="Times New Roman" w:hAnsi="Times New Roman" w:cs="Times New Roman"/>
-        </w:rPr>
-      </w:pPr>
-      <w:r>
-        <w:rPr>
-          <w:rFonts w:ascii="Times New Roman" w:hAnsi="Times New Roman" w:cs="Times New Roman"/>
-        </w:rPr>
+      </w:pPr>
+      <w:r>
         <w:t>Métricas propietarias.</w:t>
       </w:r>
     </w:p>
@@ -170,14 +80,8 @@
           <w:ilvl w:val="0"/>
           <w:numId w:val="1"/>
         </w:numPr>
-        <w:rPr>
-          <w:rFonts w:ascii="Times New Roman" w:hAnsi="Times New Roman" w:cs="Times New Roman"/>
-        </w:rPr>
-      </w:pPr>
-      <w:r>
-        <w:rPr>
-          <w:rFonts w:ascii="Times New Roman" w:hAnsi="Times New Roman" w:cs="Times New Roman"/>
-        </w:rPr>
+      </w:pPr>
+      <w:r>
         <w:t>Índices de convergencia.</w:t>
       </w:r>
     </w:p>
@@ -187,14 +91,8 @@
           <w:ilvl w:val="0"/>
           <w:numId w:val="1"/>
         </w:numPr>
-        <w:rPr>
-          <w:rFonts w:ascii="Times New Roman" w:hAnsi="Times New Roman" w:cs="Times New Roman"/>
-        </w:rPr>
-      </w:pPr>
-      <w:r>
-        <w:rPr>
-          <w:rFonts w:ascii="Times New Roman" w:hAnsi="Times New Roman" w:cs="Times New Roman"/>
-        </w:rPr>
+      </w:pPr>
+      <w:r>
         <w:t>Herramientas de auditoría.</w:t>
       </w:r>
     </w:p>
@@ -204,140 +102,64 @@
           <w:ilvl w:val="0"/>
           <w:numId w:val="1"/>
         </w:numPr>
-        <w:rPr>
-          <w:rFonts w:ascii="Times New Roman" w:hAnsi="Times New Roman" w:cs="Times New Roman"/>
-        </w:rPr>
-      </w:pPr>
-      <w:r>
-        <w:rPr>
-          <w:rFonts w:ascii="Times New Roman" w:hAnsi="Times New Roman" w:cs="Times New Roman"/>
-        </w:rPr>
+      </w:pPr>
+      <w:r>
         <w:t>Sistemas de monitorización continua.</w:t>
       </w:r>
     </w:p>
     <w:p>
-      <w:pPr>
-        <w:rPr>
-          <w:rFonts w:ascii="Times New Roman" w:hAnsi="Times New Roman" w:cs="Times New Roman"/>
-        </w:rPr>
-      </w:pPr>
-      <w:r>
-        <w:rPr>
-          <w:rFonts w:ascii="Times New Roman" w:hAnsi="Times New Roman" w:cs="Times New Roman"/>
-        </w:rPr>
+      <w:r>
         <w:t>Productos</w:t>
       </w:r>
     </w:p>
     <w:p>
-      <w:pPr>
-        <w:rPr>
-          <w:rFonts w:ascii="Times New Roman" w:hAnsi="Times New Roman" w:cs="Times New Roman"/>
-        </w:rPr>
-      </w:pPr>
-      <w:r>
-        <w:rPr>
-          <w:rFonts w:ascii="Times New Roman" w:hAnsi="Times New Roman" w:cs="Times New Roman"/>
-        </w:rPr>
+      <w:r>
         <w:t>Producto A:</w:t>
       </w:r>
       <w:r>
-        <w:rPr>
-          <w:rFonts w:ascii="Times New Roman" w:hAnsi="Times New Roman" w:cs="Times New Roman"/>
-        </w:rPr>
         <w:br/>
         <w:t>Plataforma SaaS de auditoría de IA.</w:t>
       </w:r>
     </w:p>
     <w:p>
-      <w:pPr>
-        <w:rPr>
-          <w:rFonts w:ascii="Times New Roman" w:hAnsi="Times New Roman" w:cs="Times New Roman"/>
-        </w:rPr>
-      </w:pPr>
-      <w:r>
-        <w:rPr>
-          <w:rFonts w:ascii="Times New Roman" w:hAnsi="Times New Roman" w:cs="Times New Roman"/>
-        </w:rPr>
+      <w:r>
         <w:t>Producto B:</w:t>
       </w:r>
       <w:r>
-        <w:rPr>
-          <w:rFonts w:ascii="Times New Roman" w:hAnsi="Times New Roman" w:cs="Times New Roman"/>
-        </w:rPr>
         <w:br/>
         <w:t>API para evaluación automática de convergencia semántica.</w:t>
       </w:r>
     </w:p>
     <w:p>
-      <w:pPr>
-        <w:rPr>
-          <w:rFonts w:ascii="Times New Roman" w:hAnsi="Times New Roman" w:cs="Times New Roman"/>
-        </w:rPr>
-      </w:pPr>
-      <w:r>
-        <w:rPr>
-          <w:rFonts w:ascii="Times New Roman" w:hAnsi="Times New Roman" w:cs="Times New Roman"/>
-        </w:rPr>
+      <w:r>
         <w:t>Producto C:</w:t>
       </w:r>
       <w:r>
-        <w:rPr>
-          <w:rFonts w:ascii="Times New Roman" w:hAnsi="Times New Roman" w:cs="Times New Roman"/>
-        </w:rPr>
         <w:br/>
         <w:t>SDK para desarrolladores y laboratorios de IA.</w:t>
       </w:r>
     </w:p>
     <w:p>
-      <w:pPr>
-        <w:rPr>
-          <w:rFonts w:ascii="Times New Roman" w:hAnsi="Times New Roman" w:cs="Times New Roman"/>
-        </w:rPr>
-      </w:pPr>
-      <w:r>
-        <w:rPr>
-          <w:rFonts w:ascii="Times New Roman" w:hAnsi="Times New Roman" w:cs="Times New Roman"/>
-        </w:rPr>
+      <w:r>
         <w:t>Producto D:</w:t>
       </w:r>
       <w:r>
-        <w:rPr>
-          <w:rFonts w:ascii="Times New Roman" w:hAnsi="Times New Roman" w:cs="Times New Roman"/>
-        </w:rPr>
         <w:br/>
         <w:t>Herramientas de apoyo a cumplimiento regulatorio.</w:t>
       </w:r>
     </w:p>
     <w:p>
-      <w:pPr>
-        <w:rPr>
-          <w:rFonts w:ascii="Times New Roman" w:hAnsi="Times New Roman" w:cs="Times New Roman"/>
-        </w:rPr>
-      </w:pPr>
-      <w:r>
-        <w:rPr>
-          <w:rFonts w:ascii="Times New Roman" w:hAnsi="Times New Roman" w:cs="Times New Roman"/>
-        </w:rPr>
+      <w:r>
         <w:t>Producto E:</w:t>
       </w:r>
       <w:r>
-        <w:rPr>
-          <w:rFonts w:ascii="Times New Roman" w:hAnsi="Times New Roman" w:cs="Times New Roman"/>
-        </w:rPr>
         <w:br/>
         <w:t>Consultoría avanzada y servicios de evaluación.</w:t>
       </w:r>
     </w:p>
     <w:p>
-      <w:pPr>
-        <w:rPr>
-          <w:rFonts w:ascii="Times New Roman" w:hAnsi="Times New Roman" w:cs="Times New Roman"/>
-        </w:rPr>
-      </w:pPr>
-      <w:r>
-        <w:rPr>
-          <w:rFonts w:ascii="Times New Roman" w:hAnsi="Times New Roman" w:cs="Times New Roman"/>
-        </w:rPr>
+      <w:r>
+        <w:lastRenderedPageBreak/>
         <w:t>Mercado objetivo</w:t>
       </w:r>
     </w:p>
@@ -347,15 +169,8 @@
           <w:ilvl w:val="0"/>
           <w:numId w:val="2"/>
         </w:numPr>
-        <w:rPr>
-          <w:rFonts w:ascii="Times New Roman" w:hAnsi="Times New Roman" w:cs="Times New Roman"/>
-        </w:rPr>
-      </w:pPr>
-      <w:r>
-        <w:rPr>
-          <w:rFonts w:ascii="Times New Roman" w:hAnsi="Times New Roman" w:cs="Times New Roman"/>
-        </w:rPr>
-        <w:lastRenderedPageBreak/>
+      </w:pPr>
+      <w:r>
         <w:t>Empresas que desarrollan IA.</w:t>
       </w:r>
     </w:p>
@@ -365,28 +180,16 @@
           <w:ilvl w:val="0"/>
           <w:numId w:val="2"/>
         </w:numPr>
-        <w:rPr>
-          <w:rFonts w:ascii="Times New Roman" w:hAnsi="Times New Roman" w:cs="Times New Roman"/>
-        </w:rPr>
-      </w:pPr>
-      <w:r>
-        <w:rPr>
-          <w:rFonts w:ascii="Times New Roman" w:hAnsi="Times New Roman" w:cs="Times New Roman"/>
-        </w:rPr>
+      </w:pPr>
+      <w:r>
         <w:t xml:space="preserve">Organizaciones que integran </w:t>
       </w:r>
       <w:proofErr w:type="spellStart"/>
       <w:r>
-        <w:rPr>
-          <w:rFonts w:ascii="Times New Roman" w:hAnsi="Times New Roman" w:cs="Times New Roman"/>
-        </w:rPr>
         <w:t>LLMs</w:t>
       </w:r>
       <w:proofErr w:type="spellEnd"/>
       <w:r>
-        <w:rPr>
-          <w:rFonts w:ascii="Times New Roman" w:hAnsi="Times New Roman" w:cs="Times New Roman"/>
-        </w:rPr>
         <w:t>.</w:t>
       </w:r>
     </w:p>
@@ -396,14 +199,8 @@
           <w:ilvl w:val="0"/>
           <w:numId w:val="2"/>
         </w:numPr>
-        <w:rPr>
-          <w:rFonts w:ascii="Times New Roman" w:hAnsi="Times New Roman" w:cs="Times New Roman"/>
-        </w:rPr>
-      </w:pPr>
-      <w:r>
-        <w:rPr>
-          <w:rFonts w:ascii="Times New Roman" w:hAnsi="Times New Roman" w:cs="Times New Roman"/>
-        </w:rPr>
+      </w:pPr>
+      <w:r>
         <w:t>Consultoras tecnológicas.</w:t>
       </w:r>
     </w:p>
@@ -413,14 +210,8 @@
           <w:ilvl w:val="0"/>
           <w:numId w:val="2"/>
         </w:numPr>
-        <w:rPr>
-          <w:rFonts w:ascii="Times New Roman" w:hAnsi="Times New Roman" w:cs="Times New Roman"/>
-        </w:rPr>
-      </w:pPr>
-      <w:r>
-        <w:rPr>
-          <w:rFonts w:ascii="Times New Roman" w:hAnsi="Times New Roman" w:cs="Times New Roman"/>
-        </w:rPr>
+      </w:pPr>
+      <w:r>
         <w:t>Entidades públicas.</w:t>
       </w:r>
     </w:p>
@@ -430,14 +221,8 @@
           <w:ilvl w:val="0"/>
           <w:numId w:val="2"/>
         </w:numPr>
-        <w:rPr>
-          <w:rFonts w:ascii="Times New Roman" w:hAnsi="Times New Roman" w:cs="Times New Roman"/>
-        </w:rPr>
-      </w:pPr>
-      <w:r>
-        <w:rPr>
-          <w:rFonts w:ascii="Times New Roman" w:hAnsi="Times New Roman" w:cs="Times New Roman"/>
-        </w:rPr>
+      </w:pPr>
+      <w:r>
         <w:t>Organismos reguladores.</w:t>
       </w:r>
     </w:p>
@@ -447,27 +232,13 @@
           <w:ilvl w:val="0"/>
           <w:numId w:val="2"/>
         </w:numPr>
-        <w:rPr>
-          <w:rFonts w:ascii="Times New Roman" w:hAnsi="Times New Roman" w:cs="Times New Roman"/>
-        </w:rPr>
-      </w:pPr>
-      <w:r>
-        <w:rPr>
-          <w:rFonts w:ascii="Times New Roman" w:hAnsi="Times New Roman" w:cs="Times New Roman"/>
-        </w:rPr>
+      </w:pPr>
+      <w:r>
         <w:t>Proveedores de auditoría tecnológica.</w:t>
       </w:r>
     </w:p>
     <w:p>
-      <w:pPr>
-        <w:rPr>
-          <w:rFonts w:ascii="Times New Roman" w:hAnsi="Times New Roman" w:cs="Times New Roman"/>
-        </w:rPr>
-      </w:pPr>
-      <w:r>
-        <w:rPr>
-          <w:rFonts w:ascii="Times New Roman" w:hAnsi="Times New Roman" w:cs="Times New Roman"/>
-        </w:rPr>
+      <w:r>
         <w:t>Ventaja diferencial</w:t>
       </w:r>
     </w:p>
@@ -477,14 +248,8 @@
           <w:ilvl w:val="0"/>
           <w:numId w:val="3"/>
         </w:numPr>
-        <w:rPr>
-          <w:rFonts w:ascii="Times New Roman" w:hAnsi="Times New Roman" w:cs="Times New Roman"/>
-        </w:rPr>
-      </w:pPr>
-      <w:r>
-        <w:rPr>
-          <w:rFonts w:ascii="Times New Roman" w:hAnsi="Times New Roman" w:cs="Times New Roman"/>
-        </w:rPr>
+      </w:pPr>
+      <w:r>
         <w:t>Enfoque específico sobre convergencia semántica.</w:t>
       </w:r>
     </w:p>
@@ -494,14 +259,8 @@
           <w:ilvl w:val="0"/>
           <w:numId w:val="3"/>
         </w:numPr>
-        <w:rPr>
-          <w:rFonts w:ascii="Times New Roman" w:hAnsi="Times New Roman" w:cs="Times New Roman"/>
-        </w:rPr>
-      </w:pPr>
-      <w:r>
-        <w:rPr>
-          <w:rFonts w:ascii="Times New Roman" w:hAnsi="Times New Roman" w:cs="Times New Roman"/>
-        </w:rPr>
+      </w:pPr>
+      <w:r>
         <w:t>Marco matemático propio.</w:t>
       </w:r>
     </w:p>
@@ -511,14 +270,8 @@
           <w:ilvl w:val="0"/>
           <w:numId w:val="3"/>
         </w:numPr>
-        <w:rPr>
-          <w:rFonts w:ascii="Times New Roman" w:hAnsi="Times New Roman" w:cs="Times New Roman"/>
-        </w:rPr>
-      </w:pPr>
-      <w:r>
-        <w:rPr>
-          <w:rFonts w:ascii="Times New Roman" w:hAnsi="Times New Roman" w:cs="Times New Roman"/>
-        </w:rPr>
+      </w:pPr>
+      <w:r>
         <w:t>Capacidad de generar métricas interpretables.</w:t>
       </w:r>
     </w:p>
@@ -528,27 +281,13 @@
           <w:ilvl w:val="0"/>
           <w:numId w:val="3"/>
         </w:numPr>
-        <w:rPr>
-          <w:rFonts w:ascii="Times New Roman" w:hAnsi="Times New Roman" w:cs="Times New Roman"/>
-        </w:rPr>
-      </w:pPr>
-      <w:r>
-        <w:rPr>
-          <w:rFonts w:ascii="Times New Roman" w:hAnsi="Times New Roman" w:cs="Times New Roman"/>
-        </w:rPr>
+      </w:pPr>
+      <w:r>
         <w:t>Posible integración transversal con múltiples modelos.</w:t>
       </w:r>
     </w:p>
     <w:p>
-      <w:pPr>
-        <w:rPr>
-          <w:rFonts w:ascii="Times New Roman" w:hAnsi="Times New Roman" w:cs="Times New Roman"/>
-        </w:rPr>
-      </w:pPr>
-      <w:r>
-        <w:rPr>
-          <w:rFonts w:ascii="Times New Roman" w:hAnsi="Times New Roman" w:cs="Times New Roman"/>
-        </w:rPr>
+      <w:r>
         <w:t>Estado actual</w:t>
       </w:r>
     </w:p>
@@ -558,14 +297,8 @@
           <w:ilvl w:val="0"/>
           <w:numId w:val="4"/>
         </w:numPr>
-        <w:rPr>
-          <w:rFonts w:ascii="Times New Roman" w:hAnsi="Times New Roman" w:cs="Times New Roman"/>
-        </w:rPr>
-      </w:pPr>
-      <w:r>
-        <w:rPr>
-          <w:rFonts w:ascii="Times New Roman" w:hAnsi="Times New Roman" w:cs="Times New Roman"/>
-        </w:rPr>
+      </w:pPr>
+      <w:r>
         <w:t>Marco teórico desarrollado.</w:t>
       </w:r>
     </w:p>
@@ -575,14 +308,8 @@
           <w:ilvl w:val="0"/>
           <w:numId w:val="4"/>
         </w:numPr>
-        <w:rPr>
-          <w:rFonts w:ascii="Times New Roman" w:hAnsi="Times New Roman" w:cs="Times New Roman"/>
-        </w:rPr>
-      </w:pPr>
-      <w:r>
-        <w:rPr>
-          <w:rFonts w:ascii="Times New Roman" w:hAnsi="Times New Roman" w:cs="Times New Roman"/>
-        </w:rPr>
+      </w:pPr>
+      <w:r>
         <w:t>Fase de validación experimental pendiente.</w:t>
       </w:r>
     </w:p>
@@ -592,14 +319,8 @@
           <w:ilvl w:val="0"/>
           <w:numId w:val="4"/>
         </w:numPr>
-        <w:rPr>
-          <w:rFonts w:ascii="Times New Roman" w:hAnsi="Times New Roman" w:cs="Times New Roman"/>
-        </w:rPr>
-      </w:pPr>
-      <w:r>
-        <w:rPr>
-          <w:rFonts w:ascii="Times New Roman" w:hAnsi="Times New Roman" w:cs="Times New Roman"/>
-        </w:rPr>
+      </w:pPr>
+      <w:r>
         <w:t>Búsqueda de socios técnicos.</w:t>
       </w:r>
     </w:p>
@@ -609,41 +330,21 @@
           <w:ilvl w:val="0"/>
           <w:numId w:val="4"/>
         </w:numPr>
-        <w:rPr>
-          <w:rFonts w:ascii="Times New Roman" w:hAnsi="Times New Roman" w:cs="Times New Roman"/>
-        </w:rPr>
-      </w:pPr>
-      <w:r>
-        <w:rPr>
-          <w:rFonts w:ascii="Times New Roman" w:hAnsi="Times New Roman" w:cs="Times New Roman"/>
-        </w:rPr>
+      </w:pPr>
+      <w:r>
         <w:t xml:space="preserve">Exploración de vía spin-off </w:t>
       </w:r>
       <w:proofErr w:type="spellStart"/>
       <w:r>
-        <w:rPr>
-          <w:rFonts w:ascii="Times New Roman" w:hAnsi="Times New Roman" w:cs="Times New Roman"/>
-        </w:rPr>
         <w:t>UVigo</w:t>
       </w:r>
       <w:proofErr w:type="spellEnd"/>
       <w:r>
-        <w:rPr>
-          <w:rFonts w:ascii="Times New Roman" w:hAnsi="Times New Roman" w:cs="Times New Roman"/>
-        </w:rPr>
         <w:t>.</w:t>
       </w:r>
     </w:p>
     <w:p>
-      <w:pPr>
-        <w:rPr>
-          <w:rFonts w:ascii="Times New Roman" w:hAnsi="Times New Roman" w:cs="Times New Roman"/>
-        </w:rPr>
-      </w:pPr>
-      <w:r>
-        <w:rPr>
-          <w:rFonts w:ascii="Times New Roman" w:hAnsi="Times New Roman" w:cs="Times New Roman"/>
-        </w:rPr>
+      <w:r>
         <w:t>Modelo de ingresos</w:t>
       </w:r>
     </w:p>
@@ -653,14 +354,8 @@
           <w:ilvl w:val="0"/>
           <w:numId w:val="5"/>
         </w:numPr>
-        <w:rPr>
-          <w:rFonts w:ascii="Times New Roman" w:hAnsi="Times New Roman" w:cs="Times New Roman"/>
-        </w:rPr>
-      </w:pPr>
-      <w:r>
-        <w:rPr>
-          <w:rFonts w:ascii="Times New Roman" w:hAnsi="Times New Roman" w:cs="Times New Roman"/>
-        </w:rPr>
+      </w:pPr>
+      <w:r>
         <w:t>Licencias software.</w:t>
       </w:r>
     </w:p>
@@ -670,14 +365,8 @@
           <w:ilvl w:val="0"/>
           <w:numId w:val="5"/>
         </w:numPr>
-        <w:rPr>
-          <w:rFonts w:ascii="Times New Roman" w:hAnsi="Times New Roman" w:cs="Times New Roman"/>
-        </w:rPr>
-      </w:pPr>
-      <w:r>
-        <w:rPr>
-          <w:rFonts w:ascii="Times New Roman" w:hAnsi="Times New Roman" w:cs="Times New Roman"/>
-        </w:rPr>
+      </w:pPr>
+      <w:r>
         <w:t>Suscripciones SaaS.</w:t>
       </w:r>
     </w:p>
@@ -687,14 +376,8 @@
           <w:ilvl w:val="0"/>
           <w:numId w:val="5"/>
         </w:numPr>
-        <w:rPr>
-          <w:rFonts w:ascii="Times New Roman" w:hAnsi="Times New Roman" w:cs="Times New Roman"/>
-        </w:rPr>
-      </w:pPr>
-      <w:r>
-        <w:rPr>
-          <w:rFonts w:ascii="Times New Roman" w:hAnsi="Times New Roman" w:cs="Times New Roman"/>
-        </w:rPr>
+      </w:pPr>
+      <w:r>
         <w:t>API de pago por uso.</w:t>
       </w:r>
     </w:p>
@@ -704,14 +387,8 @@
           <w:ilvl w:val="0"/>
           <w:numId w:val="5"/>
         </w:numPr>
-        <w:rPr>
-          <w:rFonts w:ascii="Times New Roman" w:hAnsi="Times New Roman" w:cs="Times New Roman"/>
-        </w:rPr>
-      </w:pPr>
-      <w:r>
-        <w:rPr>
-          <w:rFonts w:ascii="Times New Roman" w:hAnsi="Times New Roman" w:cs="Times New Roman"/>
-        </w:rPr>
+      </w:pPr>
+      <w:r>
         <w:t>Servicios profesionales.</w:t>
       </w:r>
     </w:p>
@@ -721,14 +398,8 @@
           <w:ilvl w:val="0"/>
           <w:numId w:val="5"/>
         </w:numPr>
-        <w:rPr>
-          <w:rFonts w:ascii="Times New Roman" w:hAnsi="Times New Roman" w:cs="Times New Roman"/>
-        </w:rPr>
-      </w:pPr>
-      <w:r>
-        <w:rPr>
-          <w:rFonts w:ascii="Times New Roman" w:hAnsi="Times New Roman" w:cs="Times New Roman"/>
-        </w:rPr>
+      </w:pPr>
+      <w:r>
         <w:t>Licenciamiento tecnológico.</w:t>
       </w:r>
     </w:p>
@@ -738,40 +409,18 @@
           <w:ilvl w:val="0"/>
           <w:numId w:val="5"/>
         </w:numPr>
-        <w:rPr>
-          <w:rFonts w:ascii="Times New Roman" w:hAnsi="Times New Roman" w:cs="Times New Roman"/>
-        </w:rPr>
-      </w:pPr>
-      <w:r>
-        <w:rPr>
-          <w:rFonts w:ascii="Times New Roman" w:hAnsi="Times New Roman" w:cs="Times New Roman"/>
-        </w:rPr>
+      </w:pPr>
+      <w:r>
         <w:t>Acuerdos empresariales.</w:t>
       </w:r>
     </w:p>
     <w:p>
-      <w:pPr>
-        <w:rPr>
-          <w:rFonts w:ascii="Times New Roman" w:hAnsi="Times New Roman" w:cs="Times New Roman"/>
-        </w:rPr>
-      </w:pPr>
-      <w:r>
-        <w:rPr>
-          <w:rFonts w:ascii="Times New Roman" w:hAnsi="Times New Roman" w:cs="Times New Roman"/>
-        </w:rPr>
+      <w:r>
         <w:t>Objetivo a 36 meses</w:t>
       </w:r>
     </w:p>
     <w:p>
-      <w:pPr>
-        <w:rPr>
-          <w:rFonts w:ascii="Times New Roman" w:hAnsi="Times New Roman" w:cs="Times New Roman"/>
-        </w:rPr>
-      </w:pPr>
-      <w:r>
-        <w:rPr>
-          <w:rFonts w:ascii="Times New Roman" w:hAnsi="Times New Roman" w:cs="Times New Roman"/>
-        </w:rPr>
+      <w:r>
         <w:t>Convertirse en una referencia europea en medición y monitorización de fenómenos de homogeneización semántica y convergencia de sesgos en sistemas de IA.</w:t>
       </w:r>
     </w:p>
@@ -2154,7 +1803,6 @@
   <w:style w:type="character" w:default="1" w:styleId="Fuentedeprrafopredeter">
     <w:name w:val="Default Paragraph Font"/>
     <w:uiPriority w:val="1"/>
-    <w:semiHidden/>
     <w:unhideWhenUsed/>
   </w:style>
   <w:style w:type="table" w:default="1" w:styleId="Tablanormal">
